--- a/releases/evt-pre-20/2026-09-30-rev-d/Ревью_PCB_MIC_отдельно/01_Решение_Review_B/PCB-MIC_заключение_Review_B_ПОДПИСАНО.docx
+++ b/releases/evt-pre-20/2026-09-30-rev-d/Ревью_PCB_MIC_отдельно/01_Решение_Review_B/PCB-MIC_заключение_Review_B_ПОДПИСАНО.docx
@@ -5,111 +5,249 @@
     <w:p>
       <w:pPr>
         <w:pStyle w:val="a3"/>
-        <w:jc w:val="left"/>
-      </w:pPr>
-      <w:r>
-        <w:t>Заключение Review B — PCB-MIC Rev B</w:t>
-      </w:r>
-    </w:p>
-    <w:p>
-      <w:pPr/>
-      <w:r>
+        <w:keepNext/>
+        <w:spacing w:line="240" w:lineRule="auto" w:before="0" w:after="0"/>
+        <w:ind w:firstLine="0"/>
+        <w:jc w:val="both"/>
+      </w:pPr>
+      <w:r>
+        <w:rPr>
+          <w:rFonts w:ascii="Times New Roman" w:hAnsi="Times New Roman" w:eastAsia="Times New Roman" w:cs="Times New Roman"/>
+          <w:b/>
+          <w:sz w:val="28"/>
+        </w:rPr>
+        <w:t>Заключение Review B – PCB-MIC Rev B</w:t>
+      </w:r>
+    </w:p>
+    <w:p>
+      <w:pPr>
+        <w:spacing w:line="240" w:lineRule="auto" w:before="0" w:after="0"/>
+        <w:ind w:firstLine="709"/>
+        <w:jc w:val="both"/>
+      </w:pPr>
+      <w:r>
+        <w:rPr>
+          <w:rFonts w:ascii="Times New Roman" w:hAnsi="Times New Roman" w:eastAsia="Times New Roman" w:cs="Times New Roman"/>
+          <w:sz w:val="28"/>
+        </w:rPr>
         <w:t>Дионея · EVT-PRE-20 · 30 сентября 2026 года · Rev D</w:t>
       </w:r>
     </w:p>
     <w:p>
-      <w:pPr/>
-      <w:r>
+      <w:pPr>
+        <w:spacing w:line="240" w:lineRule="auto" w:before="0" w:after="0"/>
+        <w:ind w:firstLine="709"/>
+        <w:jc w:val="both"/>
+      </w:pPr>
+      <w:r>
+        <w:rPr>
+          <w:rFonts w:ascii="Times New Roman" w:hAnsi="Times New Roman" w:eastAsia="Times New Roman" w:cs="Times New Roman"/>
+          <w:sz w:val="28"/>
+        </w:rPr>
         <w:t>Решение заказчика: ACCEPT CONTROLLED FIRST ARTICLE. Подпись Review B: Скиф, 30.09.2026.</w:t>
       </w:r>
     </w:p>
     <w:p>
       <w:pPr>
         <w:pStyle w:val="2"/>
-      </w:pPr>
-      <w:r>
+        <w:keepNext/>
+        <w:spacing w:line="240" w:lineRule="auto" w:before="0" w:after="0"/>
+        <w:ind w:firstLine="0"/>
+        <w:jc w:val="both"/>
+      </w:pPr>
+      <w:r>
+        <w:rPr>
+          <w:rFonts w:ascii="Times New Roman" w:hAnsi="Times New Roman" w:eastAsia="Times New Roman" w:cs="Times New Roman"/>
+          <w:b/>
+          <w:sz w:val="28"/>
+        </w:rPr>
         <w:t>Идентификация</w:t>
       </w:r>
     </w:p>
     <w:p>
-      <w:pPr/>
-      <w:r>
+      <w:pPr>
+        <w:spacing w:line="240" w:lineRule="auto" w:before="0" w:after="0"/>
+        <w:ind w:firstLine="709"/>
+        <w:jc w:val="both"/>
+      </w:pPr>
+      <w:r>
+        <w:rPr>
+          <w:rFonts w:ascii="Times New Roman" w:hAnsi="Times New Roman" w:eastAsia="Times New Roman" w:cs="Times New Roman"/>
+          <w:sz w:val="28"/>
+        </w:rPr>
         <w:t>Проверенный design commit: 8d2e6229e453b186b10f2978e29c6df458c87b32. Подписанный статус: 07e3d66633ad4aa6763255346437af508112b817. SHA-256 платы: c57cebbb3886247166551fd242fa51350bc9be7fee6299e63e7eaac60518d518.</w:t>
       </w:r>
     </w:p>
     <w:p>
-      <w:pPr/>
-      <w:r>
+      <w:pPr>
+        <w:spacing w:line="240" w:lineRule="auto" w:before="0" w:after="0"/>
+        <w:ind w:firstLine="709"/>
+        <w:jc w:val="both"/>
+      </w:pPr>
+      <w:r>
+        <w:rPr>
+          <w:rFonts w:ascii="Times New Roman" w:hAnsi="Times New Roman" w:eastAsia="Times New Roman" w:cs="Times New Roman"/>
+          <w:sz w:val="28"/>
+        </w:rPr>
         <w:t>Конфигурация: 24 × 22 × 1,0 мм, два слоя, 35 мкм, FR-4, ENIG. Первый лот: 80 PCBA для 20 станций.</w:t>
       </w:r>
     </w:p>
     <w:p>
       <w:pPr>
         <w:pStyle w:val="2"/>
-      </w:pPr>
-      <w:r>
+        <w:keepNext/>
+        <w:spacing w:line="240" w:lineRule="auto" w:before="0" w:after="0"/>
+        <w:ind w:firstLine="0"/>
+        <w:jc w:val="both"/>
+      </w:pPr>
+      <w:r>
+        <w:rPr>
+          <w:rFonts w:ascii="Times New Roman" w:hAnsi="Times New Roman" w:eastAsia="Times New Roman" w:cs="Times New Roman"/>
+          <w:b/>
+          <w:sz w:val="28"/>
+        </w:rPr>
         <w:t>Закрытые замечания</w:t>
       </w:r>
     </w:p>
     <w:p>
-      <w:pPr/>
-      <w:r>
+      <w:pPr>
+        <w:spacing w:line="240" w:lineRule="auto" w:before="0" w:after="0"/>
+        <w:ind w:firstLine="709"/>
+        <w:jc w:val="both"/>
+      </w:pPr>
+      <w:r>
+        <w:rPr>
+          <w:rFonts w:ascii="Times New Roman" w:hAnsi="Times New Roman" w:eastAsia="Times New Roman" w:cs="Times New Roman"/>
+          <w:sz w:val="28"/>
+        </w:rPr>
         <w:t>Удалены метки сверления из F.Paste и Edge.Cuts. Сформированы отдельные PTH и NPTH Excellon. Акустический порт Ø0,8 и H1/H2 Ø2,2 находятся только в NPTH.</w:t>
       </w:r>
     </w:p>
     <w:p>
-      <w:pPr/>
-      <w:r>
+      <w:pPr>
+        <w:spacing w:line="240" w:lineRule="auto" w:before="0" w:after="0"/>
+        <w:ind w:firstLine="709"/>
+        <w:jc w:val="both"/>
+      </w:pPr>
+      <w:r>
+        <w:rPr>
+          <w:rFonts w:ascii="Times New Roman" w:hAnsi="Times New Roman" w:eastAsia="Times New Roman" w:cs="Times New Roman"/>
+          <w:sz w:val="28"/>
+        </w:rPr>
         <w:t>Кольцо pad 3 T5838 исправлено на радиальную геометрию. Трафарет выполнен четырьмя раздельными дугами по TDK Figure 33; пасты в центре порта нет.</w:t>
       </w:r>
     </w:p>
     <w:p>
-      <w:pPr/>
-      <w:r>
+      <w:pPr>
+        <w:spacing w:line="240" w:lineRule="auto" w:before="0" w:after="0"/>
+        <w:ind w:firstLine="709"/>
+        <w:jc w:val="both"/>
+      </w:pPr>
+      <w:r>
+        <w:rPr>
+          <w:rFonts w:ascii="Times New Roman" w:hAnsi="Times New Roman" w:eastAsia="Times New Roman" w:cs="Times New Roman"/>
+          <w:sz w:val="28"/>
+        </w:rPr>
         <w:t>Точные MPN закреплены в производственном BOM. Все 55 сообщений schematic parity разобраны: 50 косметических имён сетей, два механических вывода J1 и пять полей Value/Datasheet; расхождений связности нет.</w:t>
       </w:r>
     </w:p>
     <w:p>
-      <w:pPr/>
-      <w:r>
-        <w:t>KiCad 10.0.6: DRC 0, unconnected 0, ERC 0. Независимый аудит CAM, сверловки, BOM и геометрии — PASS.</w:t>
+      <w:pPr>
+        <w:spacing w:line="240" w:lineRule="auto" w:before="0" w:after="0"/>
+        <w:ind w:firstLine="709"/>
+        <w:jc w:val="both"/>
+      </w:pPr>
+      <w:r>
+        <w:rPr>
+          <w:rFonts w:ascii="Times New Roman" w:hAnsi="Times New Roman" w:eastAsia="Times New Roman" w:cs="Times New Roman"/>
+          <w:sz w:val="28"/>
+        </w:rPr>
+        <w:t>KiCad 10.0.6: DRC 0, unconnected 0, ERC 0. Независимый аудит CAM, сверловки, BOM и геометрии – PASS.</w:t>
       </w:r>
     </w:p>
     <w:p>
       <w:pPr>
         <w:pStyle w:val="2"/>
-      </w:pPr>
-      <w:r>
+        <w:keepNext/>
+        <w:spacing w:line="240" w:lineRule="auto" w:before="0" w:after="0"/>
+        <w:ind w:firstLine="0"/>
+        <w:jc w:val="both"/>
+      </w:pPr>
+      <w:r>
+        <w:rPr>
+          <w:rFonts w:ascii="Times New Roman" w:hAnsi="Times New Roman" w:eastAsia="Times New Roman" w:cs="Times New Roman"/>
+          <w:b/>
+          <w:sz w:val="28"/>
+        </w:rPr>
         <w:t>Решение</w:t>
       </w:r>
     </w:p>
     <w:p>
-      <w:pPr/>
-      <w:r>
+      <w:pPr>
+        <w:spacing w:line="240" w:lineRule="auto" w:before="0" w:after="0"/>
+        <w:ind w:firstLine="709"/>
+        <w:jc w:val="both"/>
+      </w:pPr>
+      <w:r>
+        <w:rPr>
+          <w:rFonts w:ascii="Times New Roman" w:hAnsi="Times New Roman" w:eastAsia="Times New Roman" w:cs="Times New Roman"/>
+          <w:sz w:val="28"/>
+        </w:rPr>
         <w:t>Разрешить изготовление и монтаж одной платы или одной панели. После проверки чистого открытого NPTH, монтажа MK1, электрической целостности и PDM разрешить остаток 79 PCBA без изменения файлов.</w:t>
       </w:r>
     </w:p>
     <w:p>
-      <w:pPr/>
-      <w:r>
+      <w:pPr>
+        <w:spacing w:line="240" w:lineRule="auto" w:before="0" w:after="0"/>
+        <w:ind w:firstLine="709"/>
+        <w:jc w:val="both"/>
+      </w:pPr>
+      <w:r>
+        <w:rPr>
+          <w:rFonts w:ascii="Times New Roman" w:hAnsi="Times New Roman" w:eastAsia="Times New Roman" w:cs="Times New Roman"/>
+          <w:sz w:val="28"/>
+        </w:rPr>
         <w:t>DFM-замечание фабрики, требующее изменения CAM, стека, отверстий, посадочных мест, трафарета или MPN, открывает ECO и повторный контроль. Акустическая калибровка и проверка корпуса выполняются после сборки станции.</w:t>
       </w:r>
     </w:p>
     <w:p>
       <w:pPr>
         <w:pStyle w:val="2"/>
-      </w:pPr>
-      <w:r>
+        <w:keepNext/>
+        <w:spacing w:line="240" w:lineRule="auto" w:before="0" w:after="0"/>
+        <w:ind w:firstLine="0"/>
+        <w:jc w:val="both"/>
+      </w:pPr>
+      <w:r>
+        <w:rPr>
+          <w:rFonts w:ascii="Times New Roman" w:hAnsi="Times New Roman" w:eastAsia="Times New Roman" w:cs="Times New Roman"/>
+          <w:b/>
+          <w:sz w:val="28"/>
+        </w:rPr>
         <w:t>Подпись</w:t>
       </w:r>
     </w:p>
     <w:p>
-      <w:pPr/>
-      <w:r>
+      <w:pPr>
+        <w:spacing w:line="240" w:lineRule="auto" w:before="0" w:after="0"/>
+        <w:ind w:firstLine="709"/>
+        <w:jc w:val="both"/>
+      </w:pPr>
+      <w:r>
+        <w:rPr>
+          <w:rFonts w:ascii="Times New Roman" w:hAnsi="Times New Roman" w:eastAsia="Times New Roman" w:cs="Times New Roman"/>
+          <w:sz w:val="28"/>
+        </w:rPr>
         <w:t>Проверил и принял Review B: Скиф. Дата: 30.09.2026. Решение: ACCEPT CONTROLLED FIRST ARTICLE.</w:t>
       </w:r>
     </w:p>
     <w:sectPr>
+      <w:headerReference w:type="default" r:id="rId7"/>
+      <w:footerReference w:type="default" r:id="rId8"/>
+      <w:headerReference w:type="first" r:id="rId9"/>
+      <w:footerReference w:type="first" r:id="rId10"/>
+      <w:headerReference w:type="even" r:id="rId11"/>
+      <w:footerReference w:type="even" r:id="rId12"/>
       <w:pgSz w:w="11906" w:h="16838"/>
       <w:pgMar w:top="1134" w:right="850" w:bottom="1134" w:left="1701" w:header="708" w:footer="708" w:gutter="0"/>
       <w:cols w:space="720"/>
@@ -117,6 +255,84 @@
     </w:sectPr>
   </w:body>
 </w:document>
+</file>
+
+<file path=word/footer1.xml><?xml version="1.0" encoding="utf-8"?>
+<w:ftr xmlns:m="http://schemas.openxmlformats.org/officeDocument/2006/math" xmlns:mc="http://schemas.openxmlformats.org/markup-compatibility/2006" xmlns:mo="http://schemas.microsoft.com/office/mac/office/2008/main" xmlns:mv="urn:schemas-microsoft-com:mac:vml" xmlns:o="urn:schemas-microsoft-com:office:office" xmlns:r="http://schemas.openxmlformats.org/officeDocument/2006/relationships" xmlns:v="urn:schemas-microsoft-com:vml" xmlns:w10="urn:schemas-microsoft-com:office:word" xmlns:w14="http://schemas.microsoft.com/office/word/2010/wordml" xmlns:w="http://schemas.openxmlformats.org/wordprocessingml/2006/main" xmlns:wne="http://schemas.microsoft.com/office/word/2006/wordml" xmlns:wp14="http://schemas.microsoft.com/office/word/2010/wordprocessingDrawing" xmlns:wp="http://schemas.openxmlformats.org/drawingml/2006/wordprocessingDrawing" xmlns:wpc="http://schemas.microsoft.com/office/word/2010/wordprocessingCanvas" xmlns:wpg="http://schemas.microsoft.com/office/word/2010/wordprocessingGroup" xmlns:wpi="http://schemas.microsoft.com/office/word/2010/wordprocessingInk" xmlns:wps="http://schemas.microsoft.com/office/word/2010/wordprocessingShape" mc:Ignorable="w14 wp14">
+  <w:p>
+    <w:pPr>
+      <w:pStyle w:val="Footer"/>
+      <w:spacing w:line="240" w:lineRule="auto" w:before="0" w:after="0"/>
+      <w:ind w:firstLine="709"/>
+      <w:jc w:val="both"/>
+    </w:pPr>
+  </w:p>
+</w:ftr>
+</file>
+
+<file path=word/footer2.xml><?xml version="1.0" encoding="utf-8"?>
+<w:ftr xmlns:m="http://schemas.openxmlformats.org/officeDocument/2006/math" xmlns:mc="http://schemas.openxmlformats.org/markup-compatibility/2006" xmlns:mo="http://schemas.microsoft.com/office/mac/office/2008/main" xmlns:mv="urn:schemas-microsoft-com:mac:vml" xmlns:o="urn:schemas-microsoft-com:office:office" xmlns:r="http://schemas.openxmlformats.org/officeDocument/2006/relationships" xmlns:v="urn:schemas-microsoft-com:vml" xmlns:w10="urn:schemas-microsoft-com:office:word" xmlns:w14="http://schemas.microsoft.com/office/word/2010/wordml" xmlns:w="http://schemas.openxmlformats.org/wordprocessingml/2006/main" xmlns:wne="http://schemas.microsoft.com/office/word/2006/wordml" xmlns:wp14="http://schemas.microsoft.com/office/word/2010/wordprocessingDrawing" xmlns:wp="http://schemas.openxmlformats.org/drawingml/2006/wordprocessingDrawing" xmlns:wpc="http://schemas.microsoft.com/office/word/2010/wordprocessingCanvas" xmlns:wpg="http://schemas.microsoft.com/office/word/2010/wordprocessingGroup" xmlns:wpi="http://schemas.microsoft.com/office/word/2010/wordprocessingInk" xmlns:wps="http://schemas.microsoft.com/office/word/2010/wordprocessingShape" mc:Ignorable="w14 wp14">
+  <w:p>
+    <w:pPr>
+      <w:pStyle w:val="Footer"/>
+      <w:spacing w:line="240" w:lineRule="auto" w:before="0" w:after="0"/>
+      <w:ind w:firstLine="709"/>
+      <w:jc w:val="both"/>
+    </w:pPr>
+  </w:p>
+</w:ftr>
+</file>
+
+<file path=word/footer3.xml><?xml version="1.0" encoding="utf-8"?>
+<w:ftr xmlns:m="http://schemas.openxmlformats.org/officeDocument/2006/math" xmlns:mc="http://schemas.openxmlformats.org/markup-compatibility/2006" xmlns:mo="http://schemas.microsoft.com/office/mac/office/2008/main" xmlns:mv="urn:schemas-microsoft-com:mac:vml" xmlns:o="urn:schemas-microsoft-com:office:office" xmlns:r="http://schemas.openxmlformats.org/officeDocument/2006/relationships" xmlns:v="urn:schemas-microsoft-com:vml" xmlns:w10="urn:schemas-microsoft-com:office:word" xmlns:w14="http://schemas.microsoft.com/office/word/2010/wordml" xmlns:w="http://schemas.openxmlformats.org/wordprocessingml/2006/main" xmlns:wne="http://schemas.microsoft.com/office/word/2006/wordml" xmlns:wp14="http://schemas.microsoft.com/office/word/2010/wordprocessingDrawing" xmlns:wp="http://schemas.openxmlformats.org/drawingml/2006/wordprocessingDrawing" xmlns:wpc="http://schemas.microsoft.com/office/word/2010/wordprocessingCanvas" xmlns:wpg="http://schemas.microsoft.com/office/word/2010/wordprocessingGroup" xmlns:wpi="http://schemas.microsoft.com/office/word/2010/wordprocessingInk" xmlns:wps="http://schemas.microsoft.com/office/word/2010/wordprocessingShape" mc:Ignorable="w14 wp14">
+  <w:p>
+    <w:pPr>
+      <w:pStyle w:val="Footer"/>
+      <w:spacing w:line="240" w:lineRule="auto" w:before="0" w:after="0"/>
+      <w:ind w:firstLine="709"/>
+      <w:jc w:val="both"/>
+    </w:pPr>
+  </w:p>
+</w:ftr>
+</file>
+
+<file path=word/header1.xml><?xml version="1.0" encoding="utf-8"?>
+<w:hdr xmlns:m="http://schemas.openxmlformats.org/officeDocument/2006/math" xmlns:mc="http://schemas.openxmlformats.org/markup-compatibility/2006" xmlns:mo="http://schemas.microsoft.com/office/mac/office/2008/main" xmlns:mv="urn:schemas-microsoft-com:mac:vml" xmlns:o="urn:schemas-microsoft-com:office:office" xmlns:r="http://schemas.openxmlformats.org/officeDocument/2006/relationships" xmlns:v="urn:schemas-microsoft-com:vml" xmlns:w10="urn:schemas-microsoft-com:office:word" xmlns:w14="http://schemas.microsoft.com/office/word/2010/wordml" xmlns:w="http://schemas.openxmlformats.org/wordprocessingml/2006/main" xmlns:wne="http://schemas.microsoft.com/office/word/2006/wordml" xmlns:wp14="http://schemas.microsoft.com/office/word/2010/wordprocessingDrawing" xmlns:wp="http://schemas.openxmlformats.org/drawingml/2006/wordprocessingDrawing" xmlns:wpc="http://schemas.microsoft.com/office/word/2010/wordprocessingCanvas" xmlns:wpg="http://schemas.microsoft.com/office/word/2010/wordprocessingGroup" xmlns:wpi="http://schemas.microsoft.com/office/word/2010/wordprocessingInk" xmlns:wps="http://schemas.microsoft.com/office/word/2010/wordprocessingShape" mc:Ignorable="w14 wp14">
+  <w:p>
+    <w:pPr>
+      <w:pStyle w:val="Header"/>
+      <w:spacing w:line="240" w:lineRule="auto" w:before="0" w:after="0"/>
+      <w:ind w:firstLine="709"/>
+      <w:jc w:val="both"/>
+    </w:pPr>
+  </w:p>
+</w:hdr>
+</file>
+
+<file path=word/header2.xml><?xml version="1.0" encoding="utf-8"?>
+<w:hdr xmlns:m="http://schemas.openxmlformats.org/officeDocument/2006/math" xmlns:mc="http://schemas.openxmlformats.org/markup-compatibility/2006" xmlns:mo="http://schemas.microsoft.com/office/mac/office/2008/main" xmlns:mv="urn:schemas-microsoft-com:mac:vml" xmlns:o="urn:schemas-microsoft-com:office:office" xmlns:r="http://schemas.openxmlformats.org/officeDocument/2006/relationships" xmlns:v="urn:schemas-microsoft-com:vml" xmlns:w10="urn:schemas-microsoft-com:office:word" xmlns:w14="http://schemas.microsoft.com/office/word/2010/wordml" xmlns:w="http://schemas.openxmlformats.org/wordprocessingml/2006/main" xmlns:wne="http://schemas.microsoft.com/office/word/2006/wordml" xmlns:wp14="http://schemas.microsoft.com/office/word/2010/wordprocessingDrawing" xmlns:wp="http://schemas.openxmlformats.org/drawingml/2006/wordprocessingDrawing" xmlns:wpc="http://schemas.microsoft.com/office/word/2010/wordprocessingCanvas" xmlns:wpg="http://schemas.microsoft.com/office/word/2010/wordprocessingGroup" xmlns:wpi="http://schemas.microsoft.com/office/word/2010/wordprocessingInk" xmlns:wps="http://schemas.microsoft.com/office/word/2010/wordprocessingShape" mc:Ignorable="w14 wp14">
+  <w:p>
+    <w:pPr>
+      <w:pStyle w:val="Header"/>
+      <w:spacing w:line="240" w:lineRule="auto" w:before="0" w:after="0"/>
+      <w:ind w:firstLine="709"/>
+      <w:jc w:val="both"/>
+    </w:pPr>
+  </w:p>
+</w:hdr>
+</file>
+
+<file path=word/header3.xml><?xml version="1.0" encoding="utf-8"?>
+<w:hdr xmlns:m="http://schemas.openxmlformats.org/officeDocument/2006/math" xmlns:mc="http://schemas.openxmlformats.org/markup-compatibility/2006" xmlns:mo="http://schemas.microsoft.com/office/mac/office/2008/main" xmlns:mv="urn:schemas-microsoft-com:mac:vml" xmlns:o="urn:schemas-microsoft-com:office:office" xmlns:r="http://schemas.openxmlformats.org/officeDocument/2006/relationships" xmlns:v="urn:schemas-microsoft-com:vml" xmlns:w10="urn:schemas-microsoft-com:office:word" xmlns:w14="http://schemas.microsoft.com/office/word/2010/wordml" xmlns:w="http://schemas.openxmlformats.org/wordprocessingml/2006/main" xmlns:wne="http://schemas.microsoft.com/office/word/2006/wordml" xmlns:wp14="http://schemas.microsoft.com/office/word/2010/wordprocessingDrawing" xmlns:wp="http://schemas.openxmlformats.org/drawingml/2006/wordprocessingDrawing" xmlns:wpc="http://schemas.microsoft.com/office/word/2010/wordprocessingCanvas" xmlns:wpg="http://schemas.microsoft.com/office/word/2010/wordprocessingGroup" xmlns:wpi="http://schemas.microsoft.com/office/word/2010/wordprocessingInk" xmlns:wps="http://schemas.microsoft.com/office/word/2010/wordprocessingShape" mc:Ignorable="w14 wp14">
+  <w:p>
+    <w:pPr>
+      <w:pStyle w:val="Header"/>
+      <w:spacing w:line="240" w:lineRule="auto" w:before="0" w:after="0"/>
+      <w:ind w:firstLine="709"/>
+      <w:jc w:val="both"/>
+    </w:pPr>
+  </w:p>
+</w:hdr>
 </file>
 
 <file path=word/numbering.xml><?xml version="1.0" encoding="utf-8"?>
@@ -725,19 +941,32 @@
   <w:style w:type="paragraph" w:default="1" w:styleId="a">
     <w:name w:val="Normal"/>
     <w:qFormat/>
+    <w:pPr>
+      <w:spacing w:line="240" w:lineRule="auto" w:before="0" w:after="0"/>
+      <w:ind w:firstLine="709"/>
+      <w:jc w:val="both"/>
+    </w:pPr>
+    <w:rPr>
+      <w:rFonts w:ascii="Times New Roman" w:hAnsi="Times New Roman"/>
+      <w:b w:val="0"/>
+      <w:sz w:val="28"/>
+    </w:rPr>
   </w:style>
   <w:style w:type="paragraph" w:styleId="1">
     <w:name w:val="heading 1"/>
     <w:qFormat/>
     <w:pPr>
+      <w:spacing w:line="240" w:lineRule="auto" w:before="0" w:after="0"/>
+      <w:ind w:firstLine="709"/>
+      <w:jc w:val="both"/>
       <w:outlineLvl w:val="0"/>
     </w:pPr>
     <w:rPr>
-      <w:rFonts w:ascii="Arial" w:hAnsi="Arial"/>
+      <w:rFonts w:ascii="Times New Roman" w:hAnsi="Times New Roman"/>
       <w:b/>
       <w:bCs/>
       <w:color w:val="000000"/>
-      <w:sz w:val="32"/>
+      <w:sz w:val="28"/>
       <w:szCs w:val="32"/>
     </w:rPr>
   </w:style>
@@ -745,24 +974,33 @@
     <w:name w:val="heading 2"/>
     <w:qFormat/>
     <w:pPr>
+      <w:spacing w:line="240" w:lineRule="auto" w:before="0" w:after="0"/>
+      <w:ind w:firstLine="709"/>
+      <w:jc w:val="both"/>
       <w:outlineLvl w:val="1"/>
     </w:pPr>
     <w:rPr>
-      <w:rFonts w:ascii="Arial" w:hAnsi="Arial"/>
+      <w:rFonts w:ascii="Times New Roman" w:hAnsi="Times New Roman"/>
       <w:b/>
       <w:bCs/>
       <w:color w:val="000000"/>
+      <w:sz w:val="28"/>
     </w:rPr>
   </w:style>
   <w:style w:type="paragraph" w:styleId="3">
     <w:name w:val="heading 3"/>
     <w:qFormat/>
     <w:pPr>
+      <w:spacing w:line="240" w:lineRule="auto" w:before="0" w:after="0"/>
+      <w:ind w:firstLine="709"/>
+      <w:jc w:val="both"/>
       <w:outlineLvl w:val="2"/>
     </w:pPr>
     <w:rPr>
+      <w:rFonts w:ascii="Times New Roman" w:hAnsi="Times New Roman"/>
+      <w:b/>
       <w:color w:val="1F4D78"/>
-      <w:sz w:val="24"/>
+      <w:sz w:val="28"/>
       <w:szCs w:val="24"/>
     </w:rPr>
   </w:style>
@@ -770,32 +1008,50 @@
     <w:name w:val="heading 4"/>
     <w:qFormat/>
     <w:pPr>
+      <w:spacing w:line="240" w:lineRule="auto" w:before="0" w:after="0"/>
+      <w:ind w:firstLine="709"/>
+      <w:jc w:val="both"/>
       <w:outlineLvl w:val="3"/>
     </w:pPr>
     <w:rPr>
+      <w:rFonts w:ascii="Times New Roman" w:hAnsi="Times New Roman"/>
+      <w:b/>
       <w:i/>
       <w:iCs/>
       <w:color w:val="2E74B5"/>
+      <w:sz w:val="28"/>
     </w:rPr>
   </w:style>
   <w:style w:type="paragraph" w:styleId="5">
     <w:name w:val="heading 5"/>
     <w:qFormat/>
     <w:pPr>
+      <w:spacing w:line="240" w:lineRule="auto" w:before="0" w:after="0"/>
+      <w:ind w:firstLine="709"/>
+      <w:jc w:val="both"/>
       <w:outlineLvl w:val="4"/>
     </w:pPr>
     <w:rPr>
+      <w:rFonts w:ascii="Times New Roman" w:hAnsi="Times New Roman"/>
+      <w:b/>
       <w:color w:val="2E74B5"/>
+      <w:sz w:val="28"/>
     </w:rPr>
   </w:style>
   <w:style w:type="paragraph" w:styleId="6">
     <w:name w:val="heading 6"/>
     <w:qFormat/>
     <w:pPr>
+      <w:spacing w:line="240" w:lineRule="auto" w:before="0" w:after="0"/>
+      <w:ind w:firstLine="709"/>
+      <w:jc w:val="both"/>
       <w:outlineLvl w:val="5"/>
     </w:pPr>
     <w:rPr>
+      <w:rFonts w:ascii="Times New Roman" w:hAnsi="Times New Roman"/>
+      <w:b/>
       <w:color w:val="1F4D78"/>
+      <w:sz w:val="28"/>
     </w:rPr>
   </w:style>
   <w:style w:type="character" w:default="1" w:styleId="a0">
@@ -828,24 +1084,47 @@
   <w:style w:type="paragraph" w:styleId="a3">
     <w:name w:val="Title"/>
     <w:qFormat/>
-    <w:rPr>
-      <w:rFonts w:ascii="Arial" w:hAnsi="Arial"/>
+    <w:pPr>
+      <w:spacing w:line="240" w:lineRule="auto" w:before="0" w:after="0"/>
+      <w:ind w:firstLine="709"/>
+      <w:jc w:val="both"/>
+    </w:pPr>
+    <w:rPr>
+      <w:rFonts w:ascii="Times New Roman" w:hAnsi="Times New Roman"/>
+      <w:b/>
       <w:color w:val="000000"/>
-      <w:sz w:val="36"/>
+      <w:sz w:val="28"/>
       <w:szCs w:val="56"/>
     </w:rPr>
   </w:style>
   <w:style w:type="paragraph" w:customStyle="1" w:styleId="10">
     <w:name w:val="Строгий1"/>
     <w:qFormat/>
-    <w:rPr>
-      <w:b/>
+    <w:pPr>
+      <w:spacing w:line="240" w:lineRule="auto" w:before="0" w:after="0"/>
+      <w:ind w:firstLine="709"/>
+      <w:jc w:val="both"/>
+    </w:pPr>
+    <w:rPr>
+      <w:rFonts w:ascii="Times New Roman" w:hAnsi="Times New Roman"/>
+      <w:b w:val="0"/>
       <w:bCs/>
+      <w:sz w:val="28"/>
     </w:rPr>
   </w:style>
   <w:style w:type="paragraph" w:styleId="a4">
     <w:name w:val="List Paragraph"/>
     <w:qFormat/>
+    <w:pPr>
+      <w:spacing w:line="240" w:lineRule="auto" w:before="0" w:after="0"/>
+      <w:ind w:firstLine="709"/>
+      <w:jc w:val="both"/>
+    </w:pPr>
+    <w:rPr>
+      <w:rFonts w:ascii="Times New Roman" w:hAnsi="Times New Roman"/>
+      <w:b w:val="0"/>
+      <w:sz w:val="28"/>
+    </w:rPr>
   </w:style>
   <w:style w:type="character" w:styleId="a5">
     <w:name w:val="Hyperlink"/>
@@ -871,8 +1150,15 @@
     <w:uiPriority w:val="99"/>
     <w:semiHidden/>
     <w:unhideWhenUsed/>
-    <w:rPr>
-      <w:sz w:val="20"/>
+    <w:pPr>
+      <w:spacing w:line="240" w:lineRule="auto" w:before="0" w:after="0"/>
+      <w:ind w:firstLine="709"/>
+      <w:jc w:val="both"/>
+    </w:pPr>
+    <w:rPr>
+      <w:rFonts w:ascii="Times New Roman" w:hAnsi="Times New Roman"/>
+      <w:b w:val="0"/>
+      <w:sz w:val="28"/>
       <w:szCs w:val="20"/>
     </w:rPr>
   </w:style>
@@ -902,8 +1188,15 @@
     <w:uiPriority w:val="99"/>
     <w:semiHidden/>
     <w:unhideWhenUsed/>
-    <w:rPr>
-      <w:sz w:val="20"/>
+    <w:pPr>
+      <w:spacing w:line="240" w:lineRule="auto" w:before="0" w:after="0"/>
+      <w:ind w:firstLine="709"/>
+      <w:jc w:val="both"/>
+    </w:pPr>
+    <w:rPr>
+      <w:rFonts w:ascii="Times New Roman" w:hAnsi="Times New Roman"/>
+      <w:b w:val="0"/>
+      <w:sz w:val="28"/>
       <w:szCs w:val="20"/>
     </w:rPr>
   </w:style>
